--- a/Syllabus.docx
+++ b/Syllabus.docx
@@ -521,6 +521,21 @@
     </w:p>
     <w:p>
       <w:pPr>
+        <w:pStyle w:val="BodyText"/>
+      </w:pPr>
+      <w:r>
+        <w:rPr>
+          <w:b/>
+          <w:bCs/>
+        </w:rPr>
+        <w:t>Code Demonstrations and 'Mini-Lab' Exercises</w:t>
+      </w:r>
+      <w:r>
+        <w:t>: Students will work in groups to lead a demonstration of a statistical analysis and lead a short "mini-lab" to give classmates an opportunity to apply this method on their own. These presentations and mini-labs will take place during lab periods in the second half of the semester. Please sign up using our course sign-up sheet (available on WebCampus).</w:t>
+      </w:r>
+    </w:p>
+    <w:p>
+      <w:pPr>
         <w:pStyle w:val="Heading4"/>
         <w:spacing w:before="0" w:after="0"/>
         <w:rPr>
@@ -590,6 +605,7 @@
           <w:b/>
           <w:bCs/>
         </w:rPr>
+        <w:lastRenderedPageBreak/>
         <w:t>Results</w:t>
       </w:r>
       <w:r>
@@ -605,7 +621,6 @@
           <w:b/>
           <w:bCs/>
         </w:rPr>
-        <w:lastRenderedPageBreak/>
         <w:t>Discussion</w:t>
       </w:r>
       <w:r>
@@ -744,7 +759,10 @@
               <w:pStyle w:val="Compact"/>
             </w:pPr>
             <w:r>
-              <w:t>15</w:t>
+              <w:t>1</w:t>
+            </w:r>
+            <w:r>
+              <w:t>0</w:t>
             </w:r>
             <w:r>
               <w:t>%</w:t>
@@ -762,10 +780,7 @@
               <w:pStyle w:val="Compact"/>
             </w:pPr>
             <w:r>
-              <w:t xml:space="preserve">Research Project, </w:t>
-            </w:r>
-            <w:r>
-              <w:t>proposal</w:t>
+              <w:t>Code demo and mini-lab</w:t>
             </w:r>
           </w:p>
         </w:tc>
@@ -778,10 +793,7 @@
               <w:pStyle w:val="Compact"/>
             </w:pPr>
             <w:r>
-              <w:t>5</w:t>
-            </w:r>
-            <w:r>
-              <w:t>%</w:t>
+              <w:t>10%</w:t>
             </w:r>
           </w:p>
         </w:tc>
@@ -796,7 +808,10 @@
               <w:pStyle w:val="Compact"/>
             </w:pPr>
             <w:r>
-              <w:t>Research Project, written</w:t>
+              <w:t xml:space="preserve">Research Project, </w:t>
+            </w:r>
+            <w:r>
+              <w:t>proposal</w:t>
             </w:r>
           </w:p>
         </w:tc>
@@ -809,7 +824,10 @@
               <w:pStyle w:val="Compact"/>
             </w:pPr>
             <w:r>
-              <w:t>30%</w:t>
+              <w:t>5</w:t>
+            </w:r>
+            <w:r>
+              <w:t>%</w:t>
             </w:r>
           </w:p>
         </w:tc>
@@ -824,6 +842,37 @@
               <w:pStyle w:val="Compact"/>
             </w:pPr>
             <w:r>
+              <w:t>Research Project, written</w:t>
+            </w:r>
+          </w:p>
+        </w:tc>
+        <w:tc>
+          <w:tcPr>
+            <w:tcW w:w="5313" w:type="dxa"/>
+          </w:tcPr>
+          <w:p>
+            <w:pPr>
+              <w:pStyle w:val="Compact"/>
+            </w:pPr>
+            <w:r>
+              <w:t>2</w:t>
+            </w:r>
+            <w:r>
+              <w:t>0%</w:t>
+            </w:r>
+          </w:p>
+        </w:tc>
+      </w:tr>
+      <w:tr>
+        <w:tc>
+          <w:tcPr>
+            <w:tcW w:w="4047" w:type="dxa"/>
+          </w:tcPr>
+          <w:p>
+            <w:pPr>
+              <w:pStyle w:val="Compact"/>
+            </w:pPr>
+            <w:r>
               <w:t>Research Project, presentation</w:t>
             </w:r>
           </w:p>
@@ -837,7 +886,13 @@
               <w:pStyle w:val="Compact"/>
             </w:pPr>
             <w:r>
-              <w:t>10%</w:t>
+              <w:t>1</w:t>
+            </w:r>
+            <w:r>
+              <w:t>5</w:t>
+            </w:r>
+            <w:r>
+              <w:t>%</w:t>
             </w:r>
           </w:p>
         </w:tc>
@@ -1200,39 +1255,7 @@
                 <w:sz w:val="22"/>
                 <w:szCs w:val="22"/>
               </w:rPr>
-              <w:t xml:space="preserve">Clark Ch. 1; </w:t>
-            </w:r>
-            <w:proofErr w:type="spellStart"/>
-            <w:r>
-              <w:rPr>
-                <w:sz w:val="22"/>
-                <w:szCs w:val="22"/>
-              </w:rPr>
-              <w:t>Touchon</w:t>
-            </w:r>
-            <w:proofErr w:type="spellEnd"/>
-            <w:r>
-              <w:rPr>
-                <w:sz w:val="22"/>
-                <w:szCs w:val="22"/>
-              </w:rPr>
-              <w:t xml:space="preserve"> and McCoy 2016; </w:t>
-            </w:r>
-            <w:proofErr w:type="spellStart"/>
-            <w:r>
-              <w:rPr>
-                <w:sz w:val="22"/>
-                <w:szCs w:val="22"/>
-              </w:rPr>
-              <w:t>Bolker</w:t>
-            </w:r>
-            <w:proofErr w:type="spellEnd"/>
-            <w:r>
-              <w:rPr>
-                <w:sz w:val="22"/>
-                <w:szCs w:val="22"/>
-              </w:rPr>
-              <w:t xml:space="preserve"> Ch 1</w:t>
+              <w:t>Clark Ch. 1; Touchon and McCoy 2016; Bolker Ch 1</w:t>
             </w:r>
           </w:p>
         </w:tc>
@@ -1361,37 +1384,12 @@
                 <w:szCs w:val="22"/>
               </w:rPr>
             </w:pPr>
-            <w:proofErr w:type="spellStart"/>
-            <w:r>
-              <w:rPr>
-                <w:sz w:val="22"/>
-                <w:szCs w:val="22"/>
-              </w:rPr>
-              <w:t>Bolker</w:t>
-            </w:r>
-            <w:proofErr w:type="spellEnd"/>
-            <w:r>
-              <w:rPr>
-                <w:sz w:val="22"/>
-                <w:szCs w:val="22"/>
-              </w:rPr>
-              <w:t xml:space="preserve"> </w:t>
-            </w:r>
-            <w:proofErr w:type="spellStart"/>
-            <w:r>
-              <w:rPr>
-                <w:sz w:val="22"/>
-                <w:szCs w:val="22"/>
-              </w:rPr>
-              <w:t>ch.</w:t>
-            </w:r>
-            <w:proofErr w:type="spellEnd"/>
-            <w:r>
-              <w:rPr>
-                <w:sz w:val="22"/>
-                <w:szCs w:val="22"/>
-              </w:rPr>
-              <w:t> 4</w:t>
+            <w:r>
+              <w:rPr>
+                <w:sz w:val="22"/>
+                <w:szCs w:val="22"/>
+              </w:rPr>
+              <w:t>Bolker ch. 4</w:t>
             </w:r>
           </w:p>
         </w:tc>
@@ -1523,37 +1521,12 @@
                 <w:szCs w:val="22"/>
               </w:rPr>
             </w:pPr>
-            <w:proofErr w:type="spellStart"/>
-            <w:r>
-              <w:rPr>
-                <w:sz w:val="22"/>
-                <w:szCs w:val="22"/>
-              </w:rPr>
-              <w:t>Bolker</w:t>
-            </w:r>
-            <w:proofErr w:type="spellEnd"/>
-            <w:r>
-              <w:rPr>
-                <w:sz w:val="22"/>
-                <w:szCs w:val="22"/>
-              </w:rPr>
-              <w:t xml:space="preserve"> </w:t>
-            </w:r>
-            <w:proofErr w:type="spellStart"/>
-            <w:r>
-              <w:rPr>
-                <w:sz w:val="22"/>
-                <w:szCs w:val="22"/>
-              </w:rPr>
-              <w:t>Chs</w:t>
-            </w:r>
-            <w:proofErr w:type="spellEnd"/>
-            <w:r>
-              <w:rPr>
-                <w:sz w:val="22"/>
-                <w:szCs w:val="22"/>
-              </w:rPr>
-              <w:t>. 2, 3</w:t>
+            <w:r>
+              <w:rPr>
+                <w:sz w:val="22"/>
+                <w:szCs w:val="22"/>
+              </w:rPr>
+              <w:t>Bolker Chs. 2, 3</w:t>
             </w:r>
           </w:p>
         </w:tc>
@@ -1682,37 +1655,12 @@
                 <w:szCs w:val="22"/>
               </w:rPr>
             </w:pPr>
-            <w:proofErr w:type="spellStart"/>
-            <w:r>
-              <w:rPr>
-                <w:sz w:val="22"/>
-                <w:szCs w:val="22"/>
-              </w:rPr>
-              <w:t>Bolker</w:t>
-            </w:r>
-            <w:proofErr w:type="spellEnd"/>
-            <w:r>
-              <w:rPr>
-                <w:sz w:val="22"/>
-                <w:szCs w:val="22"/>
-              </w:rPr>
-              <w:t xml:space="preserve"> Ch. 5; Hobbs and </w:t>
-            </w:r>
-            <w:proofErr w:type="spellStart"/>
-            <w:r>
-              <w:rPr>
-                <w:sz w:val="22"/>
-                <w:szCs w:val="22"/>
-              </w:rPr>
-              <w:t>Hilborn</w:t>
-            </w:r>
-            <w:proofErr w:type="spellEnd"/>
-            <w:r>
-              <w:rPr>
-                <w:sz w:val="22"/>
-                <w:szCs w:val="22"/>
-              </w:rPr>
-              <w:t xml:space="preserve"> 2006 (optional)</w:t>
+            <w:r>
+              <w:rPr>
+                <w:sz w:val="22"/>
+                <w:szCs w:val="22"/>
+              </w:rPr>
+              <w:t>Bolker Ch. 5; Hobbs and Hilborn 2006 (optional)</w:t>
             </w:r>
           </w:p>
         </w:tc>
@@ -1844,21 +1792,12 @@
                 <w:szCs w:val="22"/>
               </w:rPr>
             </w:pPr>
-            <w:proofErr w:type="spellStart"/>
-            <w:r>
-              <w:rPr>
-                <w:sz w:val="22"/>
-                <w:szCs w:val="22"/>
-              </w:rPr>
-              <w:t>Bolker</w:t>
-            </w:r>
-            <w:proofErr w:type="spellEnd"/>
-            <w:r>
-              <w:rPr>
-                <w:sz w:val="22"/>
-                <w:szCs w:val="22"/>
-              </w:rPr>
-              <w:t xml:space="preserve"> Ch. 6</w:t>
+            <w:r>
+              <w:rPr>
+                <w:sz w:val="22"/>
+                <w:szCs w:val="22"/>
+              </w:rPr>
+              <w:t>Bolker Ch. 6</w:t>
             </w:r>
           </w:p>
         </w:tc>
@@ -1882,6 +1821,7 @@
                 <w:sz w:val="22"/>
                 <w:szCs w:val="22"/>
               </w:rPr>
+              <w:lastRenderedPageBreak/>
               <w:t>Sept. 29</w:t>
             </w:r>
           </w:p>
@@ -1987,37 +1927,12 @@
                 <w:szCs w:val="22"/>
               </w:rPr>
             </w:pPr>
-            <w:proofErr w:type="spellStart"/>
-            <w:r>
-              <w:rPr>
-                <w:sz w:val="22"/>
-                <w:szCs w:val="22"/>
-              </w:rPr>
-              <w:t>Bolker</w:t>
-            </w:r>
-            <w:proofErr w:type="spellEnd"/>
-            <w:r>
-              <w:rPr>
-                <w:sz w:val="22"/>
-                <w:szCs w:val="22"/>
-              </w:rPr>
-              <w:t xml:space="preserve"> </w:t>
-            </w:r>
-            <w:proofErr w:type="spellStart"/>
-            <w:r>
-              <w:rPr>
-                <w:sz w:val="22"/>
-                <w:szCs w:val="22"/>
-              </w:rPr>
-              <w:t>Chs</w:t>
-            </w:r>
-            <w:proofErr w:type="spellEnd"/>
-            <w:r>
-              <w:rPr>
-                <w:sz w:val="22"/>
-                <w:szCs w:val="22"/>
-              </w:rPr>
-              <w:t>. 6, 7</w:t>
+            <w:r>
+              <w:rPr>
+                <w:sz w:val="22"/>
+                <w:szCs w:val="22"/>
+              </w:rPr>
+              <w:t>Bolker Chs. 6, 7</w:t>
             </w:r>
           </w:p>
         </w:tc>
@@ -2044,7 +1959,6 @@
                 <w:sz w:val="22"/>
                 <w:szCs w:val="22"/>
               </w:rPr>
-              <w:lastRenderedPageBreak/>
               <w:t>Oct. 6</w:t>
             </w:r>
           </w:p>
@@ -2150,21 +2064,12 @@
                 <w:szCs w:val="22"/>
               </w:rPr>
             </w:pPr>
-            <w:proofErr w:type="spellStart"/>
-            <w:r>
-              <w:rPr>
-                <w:sz w:val="22"/>
-                <w:szCs w:val="22"/>
-              </w:rPr>
-              <w:t>Bolker</w:t>
-            </w:r>
-            <w:proofErr w:type="spellEnd"/>
-            <w:r>
-              <w:rPr>
-                <w:sz w:val="22"/>
-                <w:szCs w:val="22"/>
-              </w:rPr>
-              <w:t xml:space="preserve"> Ch. 7 (Bayesian section); Ellison 2004</w:t>
+            <w:r>
+              <w:rPr>
+                <w:sz w:val="22"/>
+                <w:szCs w:val="22"/>
+              </w:rPr>
+              <w:t>Bolker Ch. 7 (Bayesian section); Ellison 2004</w:t>
             </w:r>
           </w:p>
         </w:tc>
@@ -2293,21 +2198,12 @@
                 <w:szCs w:val="22"/>
               </w:rPr>
             </w:pPr>
-            <w:proofErr w:type="spellStart"/>
-            <w:r>
-              <w:rPr>
-                <w:sz w:val="22"/>
-                <w:szCs w:val="22"/>
-              </w:rPr>
-              <w:t>Bolker</w:t>
-            </w:r>
-            <w:proofErr w:type="spellEnd"/>
-            <w:r>
-              <w:rPr>
-                <w:sz w:val="22"/>
-                <w:szCs w:val="22"/>
-              </w:rPr>
-              <w:t xml:space="preserve"> Ch. 7 (Bayesian section);</w:t>
+            <w:r>
+              <w:rPr>
+                <w:sz w:val="22"/>
+                <w:szCs w:val="22"/>
+              </w:rPr>
+              <w:t>Bolker Ch. 7 (Bayesian section);</w:t>
             </w:r>
           </w:p>
         </w:tc>
@@ -2439,21 +2335,12 @@
                 <w:szCs w:val="22"/>
               </w:rPr>
             </w:pPr>
-            <w:proofErr w:type="spellStart"/>
-            <w:r>
-              <w:rPr>
-                <w:sz w:val="22"/>
-                <w:szCs w:val="22"/>
-              </w:rPr>
-              <w:t>Bolker</w:t>
-            </w:r>
-            <w:proofErr w:type="spellEnd"/>
-            <w:r>
-              <w:rPr>
-                <w:sz w:val="22"/>
-                <w:szCs w:val="22"/>
-              </w:rPr>
-              <w:t xml:space="preserve"> Ch. 6 (AIC section)</w:t>
+            <w:r>
+              <w:rPr>
+                <w:sz w:val="22"/>
+                <w:szCs w:val="22"/>
+              </w:rPr>
+              <w:t>Bolker Ch. 6 (AIC section)</w:t>
             </w:r>
           </w:p>
         </w:tc>
@@ -2778,7 +2665,7 @@
                 <w:sz w:val="22"/>
                 <w:szCs w:val="22"/>
               </w:rPr>
-              <w:t>Group meetings: final projects</w:t>
+              <w:t>Demo/activity: multilevel models in stan</w:t>
             </w:r>
           </w:p>
         </w:tc>
@@ -2908,23 +2795,7 @@
                 <w:sz w:val="22"/>
                 <w:szCs w:val="22"/>
               </w:rPr>
-              <w:t>Demo/activity: GAMs in ‘</w:t>
-            </w:r>
-            <w:proofErr w:type="spellStart"/>
-            <w:r>
-              <w:rPr>
-                <w:sz w:val="22"/>
-                <w:szCs w:val="22"/>
-              </w:rPr>
-              <w:t>mgcv</w:t>
-            </w:r>
-            <w:proofErr w:type="spellEnd"/>
-            <w:r>
-              <w:rPr>
-                <w:sz w:val="22"/>
-                <w:szCs w:val="22"/>
-              </w:rPr>
-              <w:t>’</w:t>
+              <w:t>Demo/activity: GAMs in ‘mgcv’</w:t>
             </w:r>
           </w:p>
         </w:tc>
@@ -2963,21 +2834,12 @@
                 <w:szCs w:val="22"/>
               </w:rPr>
             </w:pPr>
-            <w:proofErr w:type="spellStart"/>
-            <w:r>
-              <w:rPr>
-                <w:sz w:val="22"/>
-                <w:szCs w:val="22"/>
-              </w:rPr>
-              <w:t>Genearlized</w:t>
-            </w:r>
-            <w:proofErr w:type="spellEnd"/>
-            <w:r>
-              <w:rPr>
-                <w:sz w:val="22"/>
-                <w:szCs w:val="22"/>
-              </w:rPr>
-              <w:t xml:space="preserve"> additive models (GAMs)</w:t>
+            <w:r>
+              <w:rPr>
+                <w:sz w:val="22"/>
+                <w:szCs w:val="22"/>
+              </w:rPr>
+              <w:t>Genearlized additive models (GAMs)</w:t>
             </w:r>
           </w:p>
         </w:tc>
@@ -3317,23 +3179,7 @@
                 <w:sz w:val="22"/>
                 <w:szCs w:val="22"/>
               </w:rPr>
-              <w:t xml:space="preserve">Student project </w:t>
-            </w:r>
-            <w:proofErr w:type="spellStart"/>
-            <w:r>
-              <w:rPr>
-                <w:sz w:val="22"/>
-                <w:szCs w:val="22"/>
-              </w:rPr>
-              <w:t>presenations</w:t>
-            </w:r>
-            <w:proofErr w:type="spellEnd"/>
-            <w:r>
-              <w:rPr>
-                <w:sz w:val="22"/>
-                <w:szCs w:val="22"/>
-              </w:rPr>
-              <w:t>!</w:t>
+              <w:t>Student project presenations!</w:t>
             </w:r>
           </w:p>
         </w:tc>
@@ -3519,6 +3365,7 @@
       <w:bookmarkStart w:id="12" w:name="class-procedures"/>
       <w:bookmarkEnd w:id="11"/>
       <w:r>
+        <w:lastRenderedPageBreak/>
         <w:t>Class Procedures</w:t>
       </w:r>
     </w:p>
@@ -3537,7 +3384,6 @@
       <w:bookmarkStart w:id="13" w:name="make-up-policy-and-late-work"/>
       <w:bookmarkEnd w:id="12"/>
       <w:r>
-        <w:lastRenderedPageBreak/>
         <w:t>Make-up policy and late work:</w:t>
       </w:r>
     </w:p>
@@ -3657,7 +3503,11 @@
         <w:pStyle w:val="FirstParagraph"/>
       </w:pPr>
       <w:r>
-        <w:t>The University of Nevada, Reno is committed to providing a safe learning and work environment for all. If you believe you have experienced discrimination, sexual harassment, sexual assault, domestic/dating violence, or stalking, whether on or off campus, or need information related to immigration concerns, please contact the University’s Equal Opportunity &amp; Title IX office at 775-784-1547. Resources and interim measures are available to assist you. For more information, please visit the Equal Opportunity and Title IX page.</w:t>
+        <w:t xml:space="preserve">The University of Nevada, Reno is committed to providing a safe learning and work environment for all. If you believe you have experienced discrimination, sexual harassment, sexual assault, domestic/dating violence, or stalking, whether on or off campus, or need information related to immigration concerns, please contact the University’s Equal Opportunity </w:t>
+      </w:r>
+      <w:r>
+        <w:lastRenderedPageBreak/>
+        <w:t>&amp; Title IX office at 775-784-1547. Resources and interim measures are available to assist you. For more information, please visit the Equal Opportunity and Title IX page.</w:t>
       </w:r>
     </w:p>
     <w:p>
@@ -3675,11 +3525,7 @@
         <w:pStyle w:val="FirstParagraph"/>
       </w:pPr>
       <w:r>
-        <w:t xml:space="preserve">In the event of class cancellations or delays caused by inclement weather conditions, fire/smoke conditions, or other unforeseen emergencies, the safety and well-being of students </w:t>
-      </w:r>
-      <w:r>
-        <w:lastRenderedPageBreak/>
-        <w:t>are the University’s top priority. Official notifications will be disseminated through the University website and other official channels with details related to any campus delays or closures. In the event of a campus closure, you will be informed as to whether the class will be offered remotely or if it will be canceled. If the class is cancelled, you will receive information on how to address any missed course content. Students facing significant impacts due to these events are encouraged to communicate with their instructor for potential accommodations.</w:t>
+        <w:t>In the event of class cancellations or delays caused by inclement weather conditions, fire/smoke conditions, or other unforeseen emergencies, the safety and well-being of students are the University’s top priority. Official notifications will be disseminated through the University website and other official channels with details related to any campus delays or closures. In the event of a campus closure, you will be informed as to whether the class will be offered remotely or if it will be canceled. If the class is cancelled, you will receive information on how to address any missed course content. Students facing significant impacts due to these events are encouraged to communicate with their instructor for potential accommodations.</w:t>
       </w:r>
     </w:p>
     <w:p>
@@ -4685,6 +4531,7 @@
   <w:style w:type="character" w:default="1" w:styleId="DefaultParagraphFont">
     <w:name w:val="Default Paragraph Font"/>
     <w:uiPriority w:val="1"/>
+    <w:semiHidden/>
     <w:unhideWhenUsed/>
   </w:style>
   <w:style w:type="table" w:default="1" w:styleId="TableNormal">
